--- a/rapports/2026-06-06/EQ17/EQ17_enq2_v2/DR_malforme_1_31101E_11/50-44-85-97.docx
+++ b/rapports/2026-06-06/EQ17/EQ17_enq2_v2/DR_malforme_1_31101E_11/50-44-85-97.docx
@@ -297,7 +297,7 @@
           <w:color w:val="1F6FEB"/>
           <w:sz w:val="22"/>
         </w:rPr>
-        <w:t>⚠ INCOHÉRENCES À CORRIGER (51)</w:t>
+        <w:t>⚠ INCOHÉRENCES À CORRIGER (47)</w:t>
       </w:r>
     </w:p>
     <w:tbl>
@@ -544,7 +544,7 @@
                 <w:color w:val="16A34A"/>
                 <w:sz w:val="16"/>
               </w:rPr>
-              <w:t>—</w:t>
+              <w:t>s01q32, s01q36, s01q38, s04q37_modif, s02q33, s02q34, s01q00b</w:t>
             </w:r>
           </w:p>
         </w:tc>
@@ -575,7 +575,7 @@
                 <w:i w:val="0"/>
                 <w:sz w:val="17"/>
               </w:rPr>
-              <w:t>Incohérence!!! seulement les écoles privées paient les frais de scolarité (y compris les frais d'inscription).</w:t>
+              <w:t>Peu probable!!! Vu l'âge (16 ans) de KADIDIATOU NIAKHASSO ou l'année à laquelle KADIDIATOU NIAKHASSO a fréquenté l'école pour la dernière fois (.) le dernier diplome de KADIDIATOU NIAKHASSO ne peut être le Certificat d'études primaires (CEP), prière de corriger cette incohérence ou confirmer avec le QG.</w:t>
             </w:r>
           </w:p>
         </w:tc>
@@ -634,7 +634,7 @@
                 <w:color w:val="16A34A"/>
                 <w:sz w:val="16"/>
               </w:rPr>
-              <w:t>s01q32, s01q36, s01q38, s04q37_modif, s02q33, s02q34, s01q00b</w:t>
+              <w:t>—</w:t>
             </w:r>
           </w:p>
         </w:tc>
@@ -665,7 +665,7 @@
                 <w:i w:val="0"/>
                 <w:sz w:val="17"/>
               </w:rPr>
-              <w:t>Peu probable!!! Vu l'âge (16 ans) de KADIDIATOU NIAKHASSO ou l'année à laquelle KADIDIATOU NIAKHASSO a fréquenté l'école pour la dernière fois (.) le dernier diplome de KADIDIATOU NIAKHASSO ne peut être le Certificat d'études primaires (CEP), prière de corriger cette incohérence ou confirmer avec le QG.</w:t>
+              <w:t>Incohérent!! Le niveau d'instruction déclaré par l'un des enfants () au niveau de la section 1 de SATAN CAMARA diffère de celui donné par SATAN CAMARA lui-même qui affirme ne pas avoir frequenté l'école formelle.</w:t>
             </w:r>
           </w:p>
         </w:tc>
@@ -680,10 +680,10 @@
               <w:rPr>
                 <w:b/>
                 <w:i w:val="0"/>
-                <w:color w:val="DC2626"/>
+                <w:color w:val="EA580C"/>
                 <w:sz w:val="16"/>
               </w:rPr>
-              <w:t>Haute</w:t>
+              <w:t>Moyenne</w:t>
             </w:r>
           </w:p>
         </w:tc>
@@ -698,7 +698,7 @@
                 <w:i w:val="0"/>
                 <w:sz w:val="16"/>
               </w:rPr>
-              <w:t>S02</w:t>
+              <w:t>S00</w:t>
               <w:br/>
             </w:r>
             <w:r>
@@ -708,7 +708,7 @@
                 <w:color w:val="64748B"/>
                 <w:sz w:val="14"/>
               </w:rPr>
-              <w:t>Éducation</w:t>
+              <w:t>Identification</w:t>
             </w:r>
           </w:p>
         </w:tc>
@@ -724,7 +724,7 @@
                 <w:color w:val="16A34A"/>
                 <w:sz w:val="16"/>
               </w:rPr>
-              <w:t>—</w:t>
+              <w:t>s00q07a, s00q08, s00q10, s00q13_0, s00q15_0, s00q17_0, s00q23a, s00q23b</w:t>
             </w:r>
           </w:p>
         </w:tc>
@@ -755,7 +755,7 @@
                 <w:i w:val="0"/>
                 <w:sz w:val="17"/>
               </w:rPr>
-              <w:t>Incohérent!! Le niveau d'instruction déclaré par l'un des enfants () au niveau de la section 1 de SATAN CAMARA diffère de celui donné par SATAN CAMARA lui-même qui affirme ne pas avoir frequenté l'école formelle.</w:t>
+              <w:t>Le questionnaire est completé mais il reste certainnes infomations du ménage à faire dans la section 0, prière de renseigner ces informations.</w:t>
             </w:r>
           </w:p>
         </w:tc>
@@ -845,7 +845,7 @@
                 <w:i w:val="0"/>
                 <w:sz w:val="17"/>
               </w:rPr>
-              <w:t>Le questionnaire est completé mais il reste certainnes infomations du ménage à faire dans la section 0, prière de renseigner ces informations.</w:t>
+              <w:t>Prière de renseigner toutes les informations du ménage dans la section 0 avant d'entamer les autres informations.</w:t>
             </w:r>
           </w:p>
         </w:tc>
@@ -904,7 +904,7 @@
                 <w:color w:val="16A34A"/>
                 <w:sz w:val="16"/>
               </w:rPr>
-              <w:t>s00q07a, s00q08, s00q10, s00q13_0, s00q15_0, s00q17_0, s00q23a, s00q23b</w:t>
+              <w:t>s00q27</w:t>
             </w:r>
           </w:p>
         </w:tc>
@@ -935,7 +935,7 @@
                 <w:i w:val="0"/>
                 <w:sz w:val="17"/>
               </w:rPr>
-              <w:t>Prière de renseigner toutes les informations du ménage dans la section 0 avant d'entamer les autres informations.</w:t>
+              <w:t>Le questionnaire semble ne pas être complètement fini mais le questionnaire est en statut complet, prière de compléter le questionnaire.</w:t>
             </w:r>
           </w:p>
         </w:tc>
@@ -994,7 +994,7 @@
                 <w:color w:val="16A34A"/>
                 <w:sz w:val="16"/>
               </w:rPr>
-              <w:t>s00q27</w:t>
+              <w:t>—</w:t>
             </w:r>
           </w:p>
         </w:tc>
@@ -1025,7 +1025,7 @@
                 <w:i w:val="0"/>
                 <w:sz w:val="17"/>
               </w:rPr>
-              <w:t>Le questionnaire semble ne pas être complètement fini mais le questionnaire est en statut complet, prière de compléter le questionnaire.</w:t>
+              <w:t>L'adresse ou la localisation du ménage doit être bien renseignée, ne doit pas contenir des numéros de téléphone et elle semble courte pour être une adresse.</w:t>
             </w:r>
           </w:p>
         </w:tc>
@@ -1084,7 +1084,7 @@
                 <w:color w:val="16A34A"/>
                 <w:sz w:val="16"/>
               </w:rPr>
-              <w:t>—</w:t>
+              <w:t>s00q08, s00q10</w:t>
             </w:r>
           </w:p>
         </w:tc>
@@ -1115,7 +1115,7 @@
                 <w:i w:val="0"/>
                 <w:sz w:val="17"/>
               </w:rPr>
-              <w:t>L'adresse ou la localisation du ménage doit être bien renseignée, ne doit pas contenir des numéros de téléphone et elle semble courte pour être une adresse.</w:t>
+              <w:t>Prière de renseigner la bonne adresse.Le ménage de SATANE CAMARA n'est pas un ménage sélectionné mais soit plutot un ménage de remplacement s'il a été réellement enquêté sinon remettez-le au ménage non rempli.</w:t>
             </w:r>
           </w:p>
         </w:tc>
@@ -1174,7 +1174,7 @@
                 <w:color w:val="16A34A"/>
                 <w:sz w:val="16"/>
               </w:rPr>
-              <w:t>s00q08, s00q10</w:t>
+              <w:t>—</w:t>
             </w:r>
           </w:p>
         </w:tc>
@@ -1205,7 +1205,7 @@
                 <w:i w:val="0"/>
                 <w:sz w:val="17"/>
               </w:rPr>
-              <w:t>Prière de renseigner la bonne adresse.Le ménage de SATANE CAMARA n'est pas un ménage sélectionné mais soit plutot un ménage de remplacement s'il a été réellement enquêté sinon remettez-le au ménage non rempli.</w:t>
+              <w:t>Attention! Il manque des informations non renseignées dans la section 0, prière de regarder toutes les autres informations dans l'identification du ménage (IDENTIFICATION ET RENSEIGNEMENTS DE CONTROLE) ou dans OBSERVATIONS pour pouvoir renseigné toutes les questions liées au ménage.</w:t>
             </w:r>
           </w:p>
         </w:tc>
@@ -1238,7 +1238,7 @@
                 <w:i w:val="0"/>
                 <w:sz w:val="16"/>
               </w:rPr>
-              <w:t>S00</w:t>
+              <w:t>S01</w:t>
               <w:br/>
             </w:r>
             <w:r>
@@ -1248,7 +1248,7 @@
                 <w:color w:val="64748B"/>
                 <w:sz w:val="14"/>
               </w:rPr>
-              <w:t>Identification</w:t>
+              <w:t>Démographie</w:t>
             </w:r>
           </w:p>
         </w:tc>
@@ -1264,7 +1264,7 @@
                 <w:color w:val="16A34A"/>
                 <w:sz w:val="16"/>
               </w:rPr>
-              <w:t>—</w:t>
+              <w:t>s00q07a, s00q08, s00q10, s00q13_0, s00q15_0, s00q17_0, s00q23a, s00q23b</w:t>
             </w:r>
           </w:p>
         </w:tc>
@@ -1295,7 +1295,7 @@
                 <w:i w:val="0"/>
                 <w:sz w:val="17"/>
               </w:rPr>
-              <w:t>Attention! Il manque des informations non renseignées dans la section 0, prière de regarder toutes les autres informations dans l'identification du ménage (IDENTIFICATION ET RENSEIGNEMENTS DE CONTROLE) ou dans OBSERVATIONS pour pouvoir renseigné toutes les questions liées au ménage.</w:t>
+              <w:t>Prière de renseigner le sexe ou le lien de parenté de  SOUNTOU KEITA  merci.</w:t>
             </w:r>
           </w:p>
         </w:tc>
@@ -1328,7 +1328,7 @@
                 <w:i w:val="0"/>
                 <w:sz w:val="16"/>
               </w:rPr>
-              <w:t>S01</w:t>
+              <w:t>S02</w:t>
               <w:br/>
             </w:r>
             <w:r>
@@ -1338,7 +1338,7 @@
                 <w:color w:val="64748B"/>
                 <w:sz w:val="14"/>
               </w:rPr>
-              <w:t>Démographie</w:t>
+              <w:t>Éducation</w:t>
             </w:r>
           </w:p>
         </w:tc>
@@ -1354,7 +1354,7 @@
                 <w:color w:val="16A34A"/>
                 <w:sz w:val="16"/>
               </w:rPr>
-              <w:t>s00q07a, s00q08, s00q10, s00q13_0, s00q15_0, s00q17_0, s00q23a, s00q23b</w:t>
+              <w:t>s01q63, s00q04, s02q25, s01q00b, s02q17_2, s02q15_2</w:t>
             </w:r>
           </w:p>
         </w:tc>
@@ -1385,7 +1385,7 @@
                 <w:i w:val="0"/>
                 <w:sz w:val="17"/>
               </w:rPr>
-              <w:t>Prière de renseigner le sexe ou le lien de parenté de  SOUNTOU KEITA  merci.</w:t>
+              <w:t>Dans les milieux urbains c'est peu probable de voir une école dont les élèves ou étudiants ne dépensent pas en frais d'uniformes, prière de verifier pour KADIDIATOU NIAKHASSO qui fréquente 1ére année de Secondaire 1 (Moyen) Général et corriger ou confirmer avec le QG.</w:t>
             </w:r>
           </w:p>
         </w:tc>
@@ -1444,7 +1444,7 @@
                 <w:color w:val="16A34A"/>
                 <w:sz w:val="16"/>
               </w:rPr>
-              <w:t>—</w:t>
+              <w:t>s01q63, s00q04, s02q25, s01q00b, s02q17_2, s02q15_2</w:t>
             </w:r>
           </w:p>
         </w:tc>
@@ -1475,367 +1475,7 @@
                 <w:i w:val="0"/>
                 <w:sz w:val="17"/>
               </w:rPr>
-              <w:t>veuillez, s'il vous plait, confirmer les frais de scolarité ( 10000 FCFA) payée de KADIDIATOU NIAKHASSO avec le QG ou apporter les corrections nécessaires.</w:t>
-            </w:r>
-          </w:p>
-        </w:tc>
-      </w:tr>
-      <w:tr>
-        <w:tc>
-          <w:tcPr>
-            <w:tcW w:type="dxa" w:w="964"/>
-          </w:tcPr>
-          <w:p>
-            <w:r>
-              <w:rPr>
-                <w:b/>
-                <w:i w:val="0"/>
-                <w:color w:val="EA580C"/>
-                <w:sz w:val="16"/>
-              </w:rPr>
-              <w:t>Moyenne</w:t>
-            </w:r>
-          </w:p>
-        </w:tc>
-        <w:tc>
-          <w:tcPr>
-            <w:tcW w:type="dxa" w:w="1247"/>
-          </w:tcPr>
-          <w:p>
-            <w:r>
-              <w:rPr>
-                <w:b/>
-                <w:i w:val="0"/>
-                <w:sz w:val="16"/>
-              </w:rPr>
-              <w:t>S02</w:t>
-              <w:br/>
-            </w:r>
-            <w:r>
-              <w:rPr>
-                <w:b w:val="0"/>
-                <w:i w:val="0"/>
-                <w:color w:val="64748B"/>
-                <w:sz w:val="14"/>
-              </w:rPr>
-              <w:t>Éducation</w:t>
-            </w:r>
-          </w:p>
-        </w:tc>
-        <w:tc>
-          <w:tcPr>
-            <w:tcW w:type="dxa" w:w="1531"/>
-          </w:tcPr>
-          <w:p>
-            <w:r>
-              <w:rPr>
-                <w:b/>
-                <w:i w:val="0"/>
-                <w:color w:val="16A34A"/>
-                <w:sz w:val="16"/>
-              </w:rPr>
-              <w:t>s01q63, s00q04, s02q25, s01q00b, s02q17_2, s02q15_2</w:t>
-            </w:r>
-          </w:p>
-        </w:tc>
-        <w:tc>
-          <w:tcPr>
-            <w:tcW w:type="dxa" w:w="1191"/>
-          </w:tcPr>
-          <w:p>
-            <w:r>
-              <w:rPr>
-                <w:b w:val="0"/>
-                <w:i w:val="0"/>
-                <w:color w:val="64748B"/>
-                <w:sz w:val="16"/>
-              </w:rPr>
-              <w:t>GT-CQ</w:t>
-            </w:r>
-          </w:p>
-        </w:tc>
-        <w:tc>
-          <w:tcPr>
-            <w:tcW w:type="dxa" w:w="4706"/>
-          </w:tcPr>
-          <w:p>
-            <w:r>
-              <w:rPr>
-                <w:b w:val="0"/>
-                <w:i w:val="0"/>
-                <w:sz w:val="17"/>
-              </w:rPr>
-              <w:t>Dans les milieux urbains c'est peu probable de voir une école dont les élèves ou étudiants ne dépensent pas en frais d'uniformes, prière de verifier pour KADIDIATOU NIAKHASSO qui fréquente 1ére année de Secondaire 1 (Moyen) Général et corriger ou confirmer avec le QG.</w:t>
-            </w:r>
-          </w:p>
-        </w:tc>
-      </w:tr>
-      <w:tr>
-        <w:tc>
-          <w:tcPr>
-            <w:tcW w:type="dxa" w:w="964"/>
-          </w:tcPr>
-          <w:p>
-            <w:r>
-              <w:rPr>
-                <w:b/>
-                <w:i w:val="0"/>
-                <w:color w:val="EA580C"/>
-                <w:sz w:val="16"/>
-              </w:rPr>
-              <w:t>Moyenne</w:t>
-            </w:r>
-          </w:p>
-        </w:tc>
-        <w:tc>
-          <w:tcPr>
-            <w:tcW w:type="dxa" w:w="1247"/>
-          </w:tcPr>
-          <w:p>
-            <w:r>
-              <w:rPr>
-                <w:b/>
-                <w:i w:val="0"/>
-                <w:sz w:val="16"/>
-              </w:rPr>
-              <w:t>S02</w:t>
-              <w:br/>
-            </w:r>
-            <w:r>
-              <w:rPr>
-                <w:b w:val="0"/>
-                <w:i w:val="0"/>
-                <w:color w:val="64748B"/>
-                <w:sz w:val="14"/>
-              </w:rPr>
-              <w:t>Éducation</w:t>
-            </w:r>
-          </w:p>
-        </w:tc>
-        <w:tc>
-          <w:tcPr>
-            <w:tcW w:type="dxa" w:w="1531"/>
-          </w:tcPr>
-          <w:p>
-            <w:r>
-              <w:rPr>
-                <w:b/>
-                <w:i w:val="0"/>
-                <w:color w:val="16A34A"/>
-                <w:sz w:val="16"/>
-              </w:rPr>
-              <w:t>—</w:t>
-            </w:r>
-          </w:p>
-        </w:tc>
-        <w:tc>
-          <w:tcPr>
-            <w:tcW w:type="dxa" w:w="1191"/>
-          </w:tcPr>
-          <w:p>
-            <w:r>
-              <w:rPr>
-                <w:b w:val="0"/>
-                <w:i w:val="0"/>
-                <w:color w:val="64748B"/>
-                <w:sz w:val="16"/>
-              </w:rPr>
-              <w:t>GT-CQ</w:t>
-            </w:r>
-          </w:p>
-        </w:tc>
-        <w:tc>
-          <w:tcPr>
-            <w:tcW w:type="dxa" w:w="4706"/>
-          </w:tcPr>
-          <w:p>
-            <w:r>
-              <w:rPr>
-                <w:b w:val="0"/>
-                <w:i w:val="0"/>
-                <w:sz w:val="17"/>
-              </w:rPr>
-              <w:t>veuillez, s'il vous plait, confirmer les frais de scolarité ( 10000 FCFA) payée de OUSSEYNOU NIAKHASSO avec le QG ou apporter les corrections nécessaires.</w:t>
-            </w:r>
-          </w:p>
-        </w:tc>
-      </w:tr>
-      <w:tr>
-        <w:tc>
-          <w:tcPr>
-            <w:tcW w:type="dxa" w:w="964"/>
-          </w:tcPr>
-          <w:p>
-            <w:r>
-              <w:rPr>
-                <w:b/>
-                <w:i w:val="0"/>
-                <w:color w:val="EA580C"/>
-                <w:sz w:val="16"/>
-              </w:rPr>
-              <w:t>Moyenne</w:t>
-            </w:r>
-          </w:p>
-        </w:tc>
-        <w:tc>
-          <w:tcPr>
-            <w:tcW w:type="dxa" w:w="1247"/>
-          </w:tcPr>
-          <w:p>
-            <w:r>
-              <w:rPr>
-                <w:b/>
-                <w:i w:val="0"/>
-                <w:sz w:val="16"/>
-              </w:rPr>
-              <w:t>S02</w:t>
-              <w:br/>
-            </w:r>
-            <w:r>
-              <w:rPr>
-                <w:b w:val="0"/>
-                <w:i w:val="0"/>
-                <w:color w:val="64748B"/>
-                <w:sz w:val="14"/>
-              </w:rPr>
-              <w:t>Éducation</w:t>
-            </w:r>
-          </w:p>
-        </w:tc>
-        <w:tc>
-          <w:tcPr>
-            <w:tcW w:type="dxa" w:w="1531"/>
-          </w:tcPr>
-          <w:p>
-            <w:r>
-              <w:rPr>
-                <w:b/>
-                <w:i w:val="0"/>
-                <w:color w:val="16A34A"/>
-                <w:sz w:val="16"/>
-              </w:rPr>
-              <w:t>s01q63, s00q04, s02q25, s01q00b, s02q17_2, s02q15_2</w:t>
-            </w:r>
-          </w:p>
-        </w:tc>
-        <w:tc>
-          <w:tcPr>
-            <w:tcW w:type="dxa" w:w="1191"/>
-          </w:tcPr>
-          <w:p>
-            <w:r>
-              <w:rPr>
-                <w:b w:val="0"/>
-                <w:i w:val="0"/>
-                <w:color w:val="64748B"/>
-                <w:sz w:val="16"/>
-              </w:rPr>
-              <w:t>GT-CQ</w:t>
-            </w:r>
-          </w:p>
-        </w:tc>
-        <w:tc>
-          <w:tcPr>
-            <w:tcW w:type="dxa" w:w="4706"/>
-          </w:tcPr>
-          <w:p>
-            <w:r>
-              <w:rPr>
-                <w:b w:val="0"/>
-                <w:i w:val="0"/>
-                <w:sz w:val="17"/>
-              </w:rPr>
               <w:t>Dans les milieux urbains c'est peu probable de voir une école dont les élèves ou étudiants ne dépensent pas en frais d'uniformes, prière de verifier pour OUSSEYNOU NIAKHASSO qui fréquente 1ére année de Secondaire 2 Général et corriger ou confirmer avec le QG.</w:t>
-            </w:r>
-          </w:p>
-        </w:tc>
-      </w:tr>
-      <w:tr>
-        <w:tc>
-          <w:tcPr>
-            <w:tcW w:type="dxa" w:w="964"/>
-          </w:tcPr>
-          <w:p>
-            <w:r>
-              <w:rPr>
-                <w:b/>
-                <w:i w:val="0"/>
-                <w:color w:val="EA580C"/>
-                <w:sz w:val="16"/>
-              </w:rPr>
-              <w:t>Moyenne</w:t>
-            </w:r>
-          </w:p>
-        </w:tc>
-        <w:tc>
-          <w:tcPr>
-            <w:tcW w:type="dxa" w:w="1247"/>
-          </w:tcPr>
-          <w:p>
-            <w:r>
-              <w:rPr>
-                <w:b/>
-                <w:i w:val="0"/>
-                <w:sz w:val="16"/>
-              </w:rPr>
-              <w:t>S02</w:t>
-              <w:br/>
-            </w:r>
-            <w:r>
-              <w:rPr>
-                <w:b w:val="0"/>
-                <w:i w:val="0"/>
-                <w:color w:val="64748B"/>
-                <w:sz w:val="14"/>
-              </w:rPr>
-              <w:t>Éducation</w:t>
-            </w:r>
-          </w:p>
-        </w:tc>
-        <w:tc>
-          <w:tcPr>
-            <w:tcW w:type="dxa" w:w="1531"/>
-          </w:tcPr>
-          <w:p>
-            <w:r>
-              <w:rPr>
-                <w:b/>
-                <w:i w:val="0"/>
-                <w:color w:val="16A34A"/>
-                <w:sz w:val="16"/>
-              </w:rPr>
-              <w:t>—</w:t>
-            </w:r>
-          </w:p>
-        </w:tc>
-        <w:tc>
-          <w:tcPr>
-            <w:tcW w:type="dxa" w:w="1191"/>
-          </w:tcPr>
-          <w:p>
-            <w:r>
-              <w:rPr>
-                <w:b w:val="0"/>
-                <w:i w:val="0"/>
-                <w:color w:val="64748B"/>
-                <w:sz w:val="16"/>
-              </w:rPr>
-              <w:t>GT-CQ</w:t>
-            </w:r>
-          </w:p>
-        </w:tc>
-        <w:tc>
-          <w:tcPr>
-            <w:tcW w:type="dxa" w:w="4706"/>
-          </w:tcPr>
-          <w:p>
-            <w:r>
-              <w:rPr>
-                <w:b w:val="0"/>
-                <w:i w:val="0"/>
-                <w:sz w:val="17"/>
-              </w:rPr>
-              <w:t>veuillez, s'il vous plait, confirmer les frais de scolarité ( 2000 FCFA) payée de SORIKÉ NIAKHASSO avec le QG ou apporter les corrections nécessaires.</w:t>
             </w:r>
           </w:p>
         </w:tc>
